--- a/OWW1/OVL/LLO/RubricB.docx
+++ b/OWW1/OVL/LLO/RubricB.docx
@@ -1150,7 +1150,21 @@
                 <w:rFonts w:ascii="Times New Roman" w:eastAsia="Times New Roman" w:hAnsi="Times New Roman" w:cs="Times New Roman"/>
                 <w:bCs/>
               </w:rPr>
-              <w:t>De leerling kan de animatie/stopmotion presenteren en gemaakte keuzes uitleggen.</w:t>
+              <w:t xml:space="preserve">De leerling kan </w:t>
+            </w:r>
+            <w:r>
+              <w:rPr>
+                <w:rFonts w:ascii="Times New Roman" w:eastAsia="Times New Roman" w:hAnsi="Times New Roman" w:cs="Times New Roman"/>
+                <w:bCs/>
+              </w:rPr>
+              <w:t xml:space="preserve">het proces </w:t>
+            </w:r>
+            <w:r>
+              <w:rPr>
+                <w:rFonts w:ascii="Times New Roman" w:eastAsia="Times New Roman" w:hAnsi="Times New Roman" w:cs="Times New Roman"/>
+                <w:bCs/>
+              </w:rPr>
+              <w:t>presenteren en gemaakte keuzes uitleggen.</w:t>
             </w:r>
           </w:p>
         </w:tc>
@@ -1194,7 +1208,21 @@
                 <w:rFonts w:ascii="Times New Roman" w:eastAsia="Times New Roman" w:hAnsi="Times New Roman" w:cs="Times New Roman"/>
                 <w:bCs/>
               </w:rPr>
-              <w:t xml:space="preserve">De presentatie van de animatie/stopmotion is afwezig, onjuist of onduidelijk. </w:t>
+              <w:t xml:space="preserve">De presentatie van </w:t>
+            </w:r>
+            <w:r>
+              <w:rPr>
+                <w:rFonts w:ascii="Times New Roman" w:eastAsia="Times New Roman" w:hAnsi="Times New Roman" w:cs="Times New Roman"/>
+                <w:bCs/>
+              </w:rPr>
+              <w:t xml:space="preserve">het proces </w:t>
+            </w:r>
+            <w:r>
+              <w:rPr>
+                <w:rFonts w:ascii="Times New Roman" w:eastAsia="Times New Roman" w:hAnsi="Times New Roman" w:cs="Times New Roman"/>
+                <w:bCs/>
+              </w:rPr>
+              <w:t xml:space="preserve">is afwezig, onjuist of onduidelijk. </w:t>
             </w:r>
           </w:p>
           <w:p>
@@ -1268,14 +1296,14 @@
                 <w:rFonts w:ascii="Times New Roman" w:eastAsia="Times New Roman" w:hAnsi="Times New Roman" w:cs="Times New Roman"/>
                 <w:bCs/>
               </w:rPr>
-              <w:t xml:space="preserve">De presentatie van de </w:t>
-            </w:r>
-            <w:r>
-              <w:rPr>
-                <w:rFonts w:ascii="Times New Roman" w:eastAsia="Times New Roman" w:hAnsi="Times New Roman" w:cs="Times New Roman"/>
-                <w:bCs/>
-              </w:rPr>
-              <w:t xml:space="preserve">animatie/stopmotion </w:t>
+              <w:t xml:space="preserve">De presentatie van </w:t>
+            </w:r>
+            <w:r>
+              <w:rPr>
+                <w:rFonts w:ascii="Times New Roman" w:eastAsia="Times New Roman" w:hAnsi="Times New Roman" w:cs="Times New Roman"/>
+                <w:bCs/>
+              </w:rPr>
+              <w:t xml:space="preserve">het proces </w:t>
             </w:r>
             <w:r>
               <w:rPr>
@@ -1326,14 +1354,14 @@
                 <w:rFonts w:ascii="Times New Roman" w:eastAsia="Times New Roman" w:hAnsi="Times New Roman" w:cs="Times New Roman"/>
                 <w:bCs/>
               </w:rPr>
-              <w:t xml:space="preserve">De presentatie van de </w:t>
-            </w:r>
-            <w:r>
-              <w:rPr>
-                <w:rFonts w:ascii="Times New Roman" w:eastAsia="Times New Roman" w:hAnsi="Times New Roman" w:cs="Times New Roman"/>
-                <w:bCs/>
-              </w:rPr>
-              <w:t xml:space="preserve">animatie/stopmotion </w:t>
+              <w:t xml:space="preserve">De presentatie van </w:t>
+            </w:r>
+            <w:r>
+              <w:rPr>
+                <w:rFonts w:ascii="Times New Roman" w:eastAsia="Times New Roman" w:hAnsi="Times New Roman" w:cs="Times New Roman"/>
+                <w:bCs/>
+              </w:rPr>
+              <w:t xml:space="preserve">het proces </w:t>
             </w:r>
             <w:r>
               <w:rPr>
@@ -1384,14 +1412,14 @@
                 <w:rFonts w:ascii="Times New Roman" w:eastAsia="Times New Roman" w:hAnsi="Times New Roman" w:cs="Times New Roman"/>
                 <w:bCs/>
               </w:rPr>
-              <w:t xml:space="preserve">De leerling presenteert de </w:t>
-            </w:r>
-            <w:r>
-              <w:rPr>
-                <w:rFonts w:ascii="Times New Roman" w:eastAsia="Times New Roman" w:hAnsi="Times New Roman" w:cs="Times New Roman"/>
-                <w:bCs/>
-              </w:rPr>
-              <w:t xml:space="preserve">animatie/stopmotion </w:t>
+              <w:t xml:space="preserve">De leerling presenteert </w:t>
+            </w:r>
+            <w:r>
+              <w:rPr>
+                <w:rFonts w:ascii="Times New Roman" w:eastAsia="Times New Roman" w:hAnsi="Times New Roman" w:cs="Times New Roman"/>
+                <w:bCs/>
+              </w:rPr>
+              <w:t xml:space="preserve">het proces </w:t>
             </w:r>
             <w:r>
               <w:rPr>
